--- a/example_articles/gender/Unspecified/3.gender_Unspecified_New_York_Times.docx
+++ b/example_articles/gender/Unspecified/3.gender_Unspecified_New_York_Times.docx
@@ -27,17 +27,17 @@
     </w:p>
     <w:p>
       <w:r>
-        <w:t>Source File: NYT/50.DOCX</w:t>
+        <w:t>Source file: NYT/50.DOCX</w:t>
       </w:r>
     </w:p>
     <w:p>
       <w:r>
-        <w:t>Raw gender result: NA</w:t>
+        <w:t>Raw gender result, 'gender': NA</w:t>
       </w:r>
     </w:p>
     <w:p>
       <w:r>
-        <w:t>gender_stand (Standardized): Unspecified</w:t>
+        <w:t>Standardized gender result, 'gender_stand': Unspecified</w:t>
       </w:r>
     </w:p>
     <w:p>

--- a/example_articles/gender/Unspecified/3.gender_Unspecified_New_York_Times.docx
+++ b/example_articles/gender/Unspecified/3.gender_Unspecified_New_York_Times.docx
@@ -7,7 +7,7 @@
         <w:pStyle w:val="Heading1"/>
       </w:pPr>
       <w:r>
-        <w:t>Teachers and Principal Begin Sharing Power, but Gingerly</w:t>
+        <w:t>You Lived Through the 80's and Forgot to Get Rich?</w:t>
       </w:r>
     </w:p>
     <w:p>
@@ -17,17 +17,17 @@
     </w:p>
     <w:p>
       <w:r>
-        <w:t>Date: 1990-11-13</w:t>
+        <w:t>Date: 1990-10-14</w:t>
       </w:r>
     </w:p>
     <w:p>
       <w:r>
-        <w:t>Section: Section A;; Section A; Page 1; Column 1; Metropolitan Desk; Column 1;; Series</w:t>
+        <w:t>Section: Section 7; Page 9, Column 1; Book Review Desk; Review</w:t>
       </w:r>
     </w:p>
     <w:p>
       <w:r>
-        <w:t>Source file: NYT/50.DOCX</w:t>
+        <w:t>Source file: NYT/43.DOCX</w:t>
       </w:r>
     </w:p>
     <w:p>
@@ -49,91 +49,31 @@
     </w:p>
     <w:p>
       <w:r>
-        <w:t>At Public School 192 on Harlem's western edge, there are moments when the teachers and the principal are not sure who is in charge.</w:t>
+        <w:t>THE IMPERIAL MIDDLE</w:t>
         <w:br/>
-        <w:t>Like colleagues at 93 other New York City schools, P.S. 192's teachers have been given the privilege of sitting with the principal as virtual equals on a governing committee that decides school policy.</w:t>
+        <w:t>Why Americans Can't Think Straight About Class.</w:t>
         <w:br/>
-        <w:t>For the most part, everyone is excited, or at least intrigued, about taking part in a power-sharing experiment, known as school-based management, that is the cornerstone of Schools Chancellor Joseph A. Fernandez's plan to overhaul the schools. It is being watched by school systems around the country as a way of moving decisions from remote bureaucracy to the teachers and parents who are closest to the children.</w:t>
+        <w:t>By Benjamin DeMott.</w:t>
         <w:br/>
-        <w:t xml:space="preserve"> </w:t>
+        <w:t>264 pp. New York:</w:t>
         <w:br/>
-        <w:t>Unease at Losing Old Roles</w:t>
+        <w:t>William Morrow &amp; Company.</w:t>
         <w:br/>
-        <w:t xml:space="preserve"> But teachers have been conditioned by their profession to follow orders and principals have been conditioned to give them, and in these early stages everyone is finding it difficult to surrender familiar roles.</w:t>
+        <w:t>$18.95.</w:t>
         <w:br/>
-        <w:t>The occasional tensions were evident at a meeting of the school's steering committee in mid-October. At 7:30 A.M., an hour before the pupils arrived, the 13 members were seated uneasily around a long classroom table that seemed like a clearing in a forest of upended pupil chairs, and some teacher members were admonishing the principal, Lydia Silva. Why had she not set up a new kindergarten library room that a subcommittee had recommended weeks before?</w:t>
+        <w:t>Not long ago, when I was doing a radio interview on much the same themes Benjamin DeMott addresses in ''The Imperial Middle,'' a woman called in to ask, in a plaintive tone, ''Do we have to talk about class? Why can't we just treat everyone as an individual?'' For this woman, as for so many Americans, class, unlike race or gender, is not a category that helps to explain the individual condition. It is a judgment that admits of no excuses: are you middle-aged and still not middle-class? Someone who lived through the 80's and, somehow, in the flurry, forgot to get rich?</w:t>
         <w:br/>
-        <w:t>"We can't tell Miss Bravo that we need a kindergarten library," said Carol Fuster, referring to Daisy Bravo, who coordinates the kindergarten program. "She's going to look at us funny. You're the one who's got to tell her!"</w:t>
+        <w:t>But class, no less than race or gender, is a central and sometimes tragic part of each person's story. It leaves its imprint on the personality: a questing, expansionist outlook goes well with trust funds and recreational travel; an aggrieved and narrower view better suits the paycheck-to-paycheck way of life, the cramped apartments and indifferent schools. It leaves deep marks on the body too: bad teeth; chronic, uncorrected health problems; blackened lungs; and ruined backs. And it can be, in all kinds of ways, a determinant of early death. In ''The Imperial Middle,'' Mr. DeMott tells of a black youth, rescued from the ghetto by a scholarship to an elite liberal-arts college, who was faced with a freshman swimming test. All the other youngsters dived in confidently and swam their laps; then this youth dived in - and promptly drowned. Apparently no one had stopped to think that not all children go to summer camp.</w:t>
         <w:br/>
-        <w:t>But Ms. Silva shot back with an explanation for inertia that was startlingly simple.</w:t>
+        <w:t>For this and other reasons, Mr. DeMott, who is the Mellon Professor of Humanities at Amherst College, believes that we do, indeed, have to talk about class. The sturdiest obstacle, he argues, is the American myth of classlessness, which usually presents itself as the belief that we are all middle-class, and that the occasional exception is deviant, suspect and probably dumb. Mr. DeMott excels at exposing the insularity that leads the upper middle class to imagine, among other things, that everyone can swim. Among many instances of class bias in the news media, he brings us two famous anchormen, stroking their chins over Jesse Jackson's support in the 1988 Democratic Presidential primaries and opining that movements of the lower classes have a tendency to ''go awry.'' Or there is the television critic who asks, insultingly, of the working-class heroine on ''Roseanne'': how did she get so smart?</w:t>
         <w:br/>
-        <w:t>"This is the first time I heard of it," she said.</w:t>
+        <w:t>The myth of classlessness is buttressed, in Mr. DeMott's analysis, by what he calls the ''omni syndrome'' - the idea that, whatever our differences, ''each has access to all.'' Lee Iacocca asserts he is a friend of the guys on the line, while George Bush claims to favor pork cracklings over broccoli and to fall asleep to the music of Loretta Lynn and Crystal Gayle. In the grip of the omni syndrome, we lose the ''skills and arts'' of discerning differences. We cannot, at some basic, socially gritty level, tell one person from another, and we are left with an empty notion of the self, free-floating, unscathed by social structures or human contact - the individual of my radio-show caller's concern.</w:t>
         <w:br/>
-        <w:t>The library was eventually set up, but the mixup was not an aberration. "We're traveling on the road to changing things, but it's a rocky road," Ms. Silva said in an interview. "You can't go from a top-down system and just declare it to be horizontal. It just doesn't happen."</w:t>
+        <w:t>My only problem with ''The Imperial Middle'' is that it holds back from indicting, in the obvious terms of class, the human agents of obfuscation. Myths have makers, syndromes have etiology, and the layers of gauze over the subject of class were not put there by secretaries or factory hands. Mr. DeMott knows this and notes that the news media are the ''voice of the imperial middle'' and that the myth of classlessness can be seen as a defensive strategy on the part of the professional middle class.</w:t>
         <w:br/>
-        <w:t>In part, the tensions also reflect the varying degrees of enthusiasm that greeted school-based management when Mr. Fernandez brought the idea from Miami. The idea has been fervently embraced by his chief ally, the United Federation of Teachers, as a way of giving teachers a stronger investment in their schools and a deeper professional spirit.</w:t>
+        <w:t>These points deserve to be more than noted. Myths of a classless meritocracy are flattering to elites, including, of course, the even more ''imperial'' upper class. So, too, is the recent myth of an incorrigible ''underclass,'' whose failings are said to be so entirely personal and moral that nothing can be done. If it is the ''voice of the imperial middle'' that brings us these myths, then the question ''Why Americans can't think straight about class?'' can be answered more pointedly, like this: we have been misled by our pundits and scholars because they are members of a relative elite - the imperial or professional middle class - which has a stake in obscuring the causes and true dimensions of inequality.</w:t>
         <w:br/>
-        <w:t xml:space="preserve"> </w:t>
-        <w:br/>
-        <w:t>Limited Adventuring</w:t>
-        <w:br/>
-        <w:t xml:space="preserve"> But the principals' union, the Council of Supervisors and Administrators, has misgivings about reducing its members' powers, though it has gone along wherever committees have agreed to decide policy by consensus and not by majority vote. Under the Chancellor's rules, the committees' majorities must be teachers. Administrators and parents are also included.</w:t>
-        <w:br/>
-        <w:t>For now, the P.S. 192 committee members seem to be trying to limit their sights as educational adventurers. They are focusing on basics: getting teachers more training, getting parents more immersed in the school's life. Few changes are planned, even in the school's academic program.</w:t>
-        <w:br/>
-        <w:t>"There isn't that much difference just yet," Linda Friedman, a fifth-grade teacher who heads the steering committee, said in mid-October. "In six weeks, you can't turn around a whole large institutional setting."</w:t>
-        <w:br/>
-        <w:t>The accomplishments have been small but significant, the committee thinks. It quickly decided that open school night in November came too late in the year for parents and teachers to get to know one another. It transformed a staff meeting in September into an occasion where teachers met with parents for 45 minutes and explained what kinds of work and discipline were expected.</w:t>
-        <w:br/>
-        <w:t xml:space="preserve"> </w:t>
-        <w:br/>
-        <w:t>Fewer Excuses for Parents</w:t>
-        <w:br/>
-        <w:t xml:space="preserve"> "We were able to say to the parents that the child will get homework every night," said Ms. Friedman, a 27-year veteran. "Now parents can't say 'I didn't know.' "</w:t>
-        <w:br/>
-        <w:t>The problems the committee will have to wrestle with are daunting. P.S. 192, at 500 West 138th Street, sits atop a bluff overlooking City College in a neighborhood that is largely Hispanic and working-class or poor. Most of its 1,325 students in kindergarten through grade 5 are Dominicans, others are Hispanic and black, and most are children of immigrants. Only 30.5 percent of the pupils read at the national average for that grade, placing the school 509th out of the city's 619 elementary schools.</w:t>
-        <w:br/>
-        <w:t>The committee, organized last spring, is made up of the principal, an assistant principal, a parent, Richard W. Wong, who is vice president of the parents association, a school aide, a guidance counselor and seven teachers, including the union chapter chairman, Vincent Gaglione. So far, Mr. Wong has taken a minimal role.</w:t>
-        <w:br/>
-        <w:t>The committee meets every other Wednesday morning in Ms. Friedman's classroom. There is coffee and several canisters of biscuits, but little small talk. There is so much interest in the experiment that even at this early hour many teachers who are not members attend.</w:t>
-        <w:br/>
-        <w:t xml:space="preserve"> </w:t>
-        <w:br/>
-        <w:t>Workshops and Suspicions</w:t>
-        <w:br/>
-        <w:t xml:space="preserve"> The committee's most ambitious project is organizing a program of teacher-training workshops in reading, bilingual education, the art of storytelling and other subjects. It is extraordinarily difficult to arrange because teachers have to be found within the existing faculty who can substitute for teachers attending workshops.</w:t>
-        <w:br/>
-        <w:t>In late September, the commitee was trying to whittle down a list of workshops to 30.</w:t>
-        <w:br/>
-        <w:t>By mid-October, the program had run into the expected suspicions that greet most change. One language specialist who was to have been assigned as a substitute complained to the local district office that using her to cover other classrooms violated the Federal rules governing her job.</w:t>
-        <w:br/>
-        <w:t>Ms. Silva was in a quandary. She had initially thought that the committees had carte blanche to bend such rules. Eventually the number of workshops was shaved to roughly 20.</w:t>
-        <w:br/>
-        <w:t xml:space="preserve"> </w:t>
-        <w:br/>
-        <w:t>When to Surrender Authority</w:t>
-        <w:br/>
-        <w:t xml:space="preserve"> Ms. Silva is in her first year as the school's acting principal, and that fact, she says, has some pluses and minuses. Because she has not had long experience leading an authoritarian chain of command, she may find it easier to share her powers. But since she does not have a seasoned grasp of her job, it is sometimes hard to know when she can surrender authority.</w:t>
-        <w:br/>
-        <w:t>Mr. Gaglione, who has taught at the school for 23 years, thinks that Ms. Silva should confront the district office harder. "If we had a more assertive principal, we could probably be a more assertive committee," he said.</w:t>
-        <w:br/>
-        <w:t>Ms. Silva, a 39-year-old graduate of Barnard and the Bank Street College of Education who previously ran a school annex, still makes all day-to-day decisions: hiring teachers, juggling schedules, suspending students. But one day, many of her decisions will be shaped by the committee.</w:t>
-        <w:br/>
-        <w:t>Ms. Silva worries that too much of the committee's time has been spent on staff issues and not enough on education. "We're not an institution of employment," she says. "We're here for the sole condition of improving learning."</w:t>
-        <w:br/>
-        <w:t>The union chairman, Mr. Gaglione, is far more confident that school-based management can turn the school around, but he too faults teachers for not moving their plans into action.</w:t>
-        <w:br/>
-        <w:t>"We're the product of a system that always has had someone at the top telling us what to do," he said. "If this is going to work, we have to make it work."</w:t>
-        <w:br/>
-        <w:br/>
-        <w:t>Graphic</w:t>
-        <w:br/>
-        <w:br/>
-        <w:t xml:space="preserve"> </w:t>
-        <w:br/>
-        <w:t>Photo: A meeting of the governing committee at Public School 192 in Harlem, which runs the school with teachers and principals as virtual equals. "There isn't that much difference just yet," said Linda Friedman, in checkered shirt, a fifth-grade teacher who heads the committee.</w:t>
-        <w:br/>
-        <w:t>(Photograph by John Sotomayor/The New York Times)</w:t>
+        <w:t>But this is not a hard-nosed, ax-grinding kind of book. ''The Imperial Middle'' is a work of cultural criticism, and if it is occasionally a bit elusive, it is also imaginative, challenging and a pleasure to read. For anyone ready to cut through our collective delusions and begin the long overdue talk about class, there could not be a more congenial conversationalist than Mr. DeMott.</w:t>
       </w:r>
     </w:p>
     <w:sectPr>

--- a/example_articles/gender/Unspecified/3.gender_Unspecified_New_York_Times.docx
+++ b/example_articles/gender/Unspecified/3.gender_Unspecified_New_York_Times.docx
@@ -7,7 +7,7 @@
         <w:pStyle w:val="Heading1"/>
       </w:pPr>
       <w:r>
-        <w:t>You Lived Through the 80's and Forgot to Get Rich?</w:t>
+        <w:t>Mo Salah Gives Egyptians What We Need; Contributing Op-Ed Writer</w:t>
       </w:r>
     </w:p>
     <w:p>
@@ -17,17 +17,17 @@
     </w:p>
     <w:p>
       <w:r>
-        <w:t>Date: 1990-10-14</w:t>
+        <w:t>Date: 2018-06-18</w:t>
       </w:r>
     </w:p>
     <w:p>
       <w:r>
-        <w:t>Section: Section 7; Page 9, Column 1; Book Review Desk; Review</w:t>
+        <w:t>Section: OPINION</w:t>
       </w:r>
     </w:p>
     <w:p>
       <w:r>
-        <w:t>Source file: NYT/43.DOCX</w:t>
+        <w:t>Source file: NYT/24.DOCX</w:t>
       </w:r>
     </w:p>
     <w:p>
@@ -49,31 +49,33 @@
     </w:p>
     <w:p>
       <w:r>
-        <w:t>THE IMPERIAL MIDDLE</w:t>
+        <w:t>CAIRO — The last time I watched a football match in its entirety was on June 12, 1990. Egypt was playing the Netherlands in the World Cup in Italy. I was 13 and watched the game on a small living-room television screen in Cairo, surrounded by my older cousins and their friends. We were a group of 20 Egyptians and one Dutch-Egyptian, whose loyalties were severely divided. It was Egypt's first appearance in a World Cup in 56 years.</w:t>
         <w:br/>
-        <w:t>Why Americans Can't Think Straight About Class.</w:t>
+        <w:t>We're a country of more than 95 million people, and like much of the continent, football is our national sport. Judging from the streets on any day there is an important league match, a sizable majority of Egyptians are fans — many of them divided between the country's two most popular teams, Ahly and Zamalek, but united around the national team.</w:t>
         <w:br/>
-        <w:t>By Benjamin DeMott.</w:t>
+        <w:t>I grew up in Cairo, down the street from the headquarters of the Ahly team, and football was an almost inescapable element of daily life. It was always on the radio, on TV and in conversation around me. You were invariably asked about your affiliation, and for much of the nearly 30 years of President Hosni Mubarak's rule, it was thought that football could contain political dissent, at least at home. Mr. Mubarak spent heavily on the national team, propping up its profile and raising the stakes of its successes — so much so that a longstanding rivalry with Algeria's team devolved into rioting in 2009, and required the intervention of diplomats.</w:t>
         <w:br/>
-        <w:t>264 pp. New York:</w:t>
+        <w:t>Somehow I never caught football fever and neither did my brother. This might have been the result of a British education (which favors rugby) or the combined effect of our football-fanatic father's absence (he lived abroad) and our mother's blanket noninterest in sports. But Egypt's qualification for the World Cup this year would have been an event to celebrate with or without Mohamed Salah, the 25-year-old player who led Liverpool to the Champions League final with his record-setting 32 goals this season. His inclusion in the national squad, the Pharaohs, has made converts of us all.</w:t>
         <w:br/>
-        <w:t>William Morrow &amp; Company.</w:t>
+        <w:t>With Egypt now playing in the World Cup, 28 years after the last time, billboards and posters celebrating the Pharaohs tower over many main streets of Cairo. Salah's name and face are plastered on T-shirts, of course, but also on shop doors and supermarket fliers, and on the cash register of our local dry cleaner. Although Salah sat out Egypt's first match on Friday because of an injury and the game ended in a 0-1 loss to Uruguay, fans still honked horns in the streets and waved the Egyptian flag out of car windows in joy.</w:t>
         <w:br/>
-        <w:t>$18.95.</w:t>
+        <w:t>It was through my sports-agnostic brother that I was introduced to Salah earlier this year, when I overheard him speaking to a friend with excitement (perhaps as a Muslim Londoner) about the Liverpool fans' chant: "Mo Salah — la la la la, la la la la la. If he's good enough for you, he's good enough for me. If he scores another few, then I'll be Muslim too." It was a gallery curator and art historian friend — usually hypercritical — who exclaimed with delight that I "had" to write about the British Museum's            "incredible" acquisition of Salah's football cleats, which have been displayed beside a monumental bust of Pharaoh Ramses II. A cousin who disavowed football over her husband's obsession with it has been bombarding a family WhatsApp group with daily postings on #MoSalah.</w:t>
         <w:br/>
-        <w:t>Not long ago, when I was doing a radio interview on much the same themes Benjamin DeMott addresses in ''The Imperial Middle,'' a woman called in to ask, in a plaintive tone, ''Do we have to talk about class? Why can't we just treat everyone as an individual?'' For this woman, as for so many Americans, class, unlike race or gender, is not a category that helps to explain the individual condition. It is a judgment that admits of no excuses: are you middle-aged and still not middle-class? Someone who lived through the 80's and, somehow, in the flurry, forgot to get rich?</w:t>
+        <w:t>As a non-football-fan who has watched even more committed non-fans become passionate supporters, it is hard not to think of the excitement around Salah in symbolic political terms. First, for what he represents on the opposite side of the conservative populist current that has swept Europe and the United States, during this moment of Western anti-immigration rhetoric, Brexit and bans on Muslims. Salah is an underdog — an Egyptian, a Muslim, an immigrant — but with so many people rallying around and rooting for him, his miraculous talent is dispelling prejudice.</w:t>
         <w:br/>
-        <w:t>But class, no less than race or gender, is a central and sometimes tragic part of each person's story. It leaves its imprint on the personality: a questing, expansionist outlook goes well with trust funds and recreational travel; an aggrieved and narrower view better suits the paycheck-to-paycheck way of life, the cramped apartments and indifferent schools. It leaves deep marks on the body too: bad teeth; chronic, uncorrected health problems; blackened lungs; and ruined backs. And it can be, in all kinds of ways, a determinant of early death. In ''The Imperial Middle,'' Mr. DeMott tells of a black youth, rescued from the ghetto by a scholarship to an elite liberal-arts college, who was faced with a freshman swimming test. All the other youngsters dived in confidently and swam their laps; then this youth dived in - and promptly drowned. Apparently no one had stopped to think that not all children go to summer camp.</w:t>
+        <w:t>As an Egyptian, I find it hard not to think of Salah also against the backdrop of the 2011 revolution. Although the feelings aren't quite comparable, the last time I felt myself leap inside, wanting to take to the streets with an Egyptian flag — as Salah inspires today — was in those early days of the uprising and through the first election the following year. Since then, though, the disappointments have been many and they have become extreme. There is a feeling of having lost ground as citizens — of no longer having any sway on the direction the country may take, as we felt we did back then.</w:t>
         <w:br/>
-        <w:t>For this and other reasons, Mr. DeMott, who is the Mellon Professor of Humanities at Amherst College, believes that we do, indeed, have to talk about class. The sturdiest obstacle, he argues, is the American myth of classlessness, which usually presents itself as the belief that we are all middle-class, and that the occasional exception is deviant, suspect and probably dumb. Mr. DeMott excels at exposing the insularity that leads the upper middle class to imagine, among other things, that everyone can swim. Among many instances of class bias in the news media, he brings us two famous anchormen, stroking their chins over Jesse Jackson's support in the 1988 Democratic Presidential primaries and opining that movements of the lower classes have a tendency to ''go awry.'' Or there is the television critic who asks, insultingly, of the working-class heroine on ''Roseanne'': how did she get so smart?</w:t>
+        <w:t>Salah was born to a modest, working-class family in a rural village 80 miles from Cairo; the place didn't have a proper medical center or ambulance unit until Salah reportedly donated money for their establishment. Salah, as a hero and symbol, doesn't bring back what we lost when the hopes of the revolution shattered, but he offers an antidote to the political battering the country has taken, and he suggests a sense of possibility even to young Egyptians from backgrounds like his. Football players have the status of pop stars in Egypt, and Salah's is the ultimate success story — not just a story of fame and riches. It is widely thought that if he ran for political office, he might be elected.</w:t>
         <w:br/>
-        <w:t>The myth of classlessness is buttressed, in Mr. DeMott's analysis, by what he calls the ''omni syndrome'' - the idea that, whatever our differences, ''each has access to all.'' Lee Iacocca asserts he is a friend of the guys on the line, while George Bush claims to favor pork cracklings over broccoli and to fall asleep to the music of Loretta Lynn and Crystal Gayle. In the grip of the omni syndrome, we lose the ''skills and arts'' of discerning differences. We cannot, at some basic, socially gritty level, tell one person from another, and we are left with an empty notion of the self, free-floating, unscathed by social structures or human contact - the individual of my radio-show caller's concern.</w:t>
+        <w:t>Perhaps that's why his image is sometimes appropriated by others. A glaring example came earlier this month, at the Egyptian team's training camp in Chechnya, when he was reportedly roused from a nap for a photo opportunity with Ramzan A. Kadyrov, the Russian republic's autocratic leader.            A photograph of Salah shaking the hand of President Abdel Fattah el-           Sisi of Egyptcirculated in the state press and on social media after his record-setting season. When Egypt's antidrug agency            used Salah as the face of a video campaign in April, its social media pages received a combined 8.4 million views in 72 hours. Salah's success is being co-opted by the state, but the results aren't necessarily sinister: He is a genuinely unifying force, the one thing in Egypt that everyone seems invested in.</w:t>
         <w:br/>
-        <w:t>My only problem with ''The Imperial Middle'' is that it holds back from indicting, in the obvious terms of class, the human agents of obfuscation. Myths have makers, syndromes have etiology, and the layers of gauze over the subject of class were not put there by secretaries or factory hands. Mr. DeMott knows this and notes that the news media are the ''voice of the imperial middle'' and that the myth of classlessness can be seen as a defensive strategy on the part of the professional middle class.</w:t>
+        <w:t>Despite this, Salah isn't overtly political; he says it's for Egyptians, not Egypt, that he has put on the cleats of his national team. Yet he has power, and it comes from how, much like the revolution punctured the decades of stasis that preceded it, he is now puncturing the stark reality that has emerged since the revolution failed. Salah's success may not redeem the state of the nation, but he offers an escape from the present moment and a long history of political disappointments. Whether we win or lose in Tuesday's match against Russia, for Egyptians, Salah's existence alone feels like a win. As the Liverpool fans say, "Mo Salah is a gift from Allah."</w:t>
         <w:br/>
-        <w:t>These points deserve to be more than noted. Myths of a classless meritocracy are flattering to elites, including, of course, the even more ''imperial'' upper class. So, too, is the recent myth of an incorrigible ''underclass,'' whose failings are said to be so entirely personal and moral that nothing can be done. If it is the ''voice of the imperial middle'' that brings us these myths, then the question ''Why Americans can't think straight about class?'' can be answered more pointedly, like this: we have been misled by our pundits and scholars because they are members of a relative elite - the imperial or professional middle class - which has a stake in obscuring the causes and true dimensions of inequality.</w:t>
+        <w:t>Yasmine El Rashidi is the author of "The Battle for Egypt: Dispatches from the Revolution" and "Chronicle of a Last Summer: A Novel of Egypt."</w:t>
         <w:br/>
-        <w:t>But this is not a hard-nosed, ax-grinding kind of book. ''The Imperial Middle'' is a work of cultural criticism, and if it is occasionally a bit elusive, it is also imaginative, challenging and a pleasure to read. For anyone ready to cut through our collective delusions and begin the long overdue talk about class, there could not be a more congenial conversationalist than Mr. DeMott.</w:t>
+        <w:t xml:space="preserve">Ms. El Rashidi, a journalist and novelist, is a long-time resident of Cairo. </w:t>
+        <w:br/>
+        <w:t>PHOTO: A man in Mohamed Salah's home village of Nagrig, Egypt, wearing a football jersey with the athlete's name on it. (PHOTOGRAPH BY Sima Diab for The New York Times FOR THE NEW YORK TIMES)</w:t>
       </w:r>
     </w:p>
     <w:sectPr>
